--- a/Labs/Laba_1/Laba_1.docx
+++ b/Labs/Laba_1/Laba_1.docx
@@ -320,15 +320,7 @@
                 <w:sz w:val="24"/>
                 <w:szCs w:val="24"/>
               </w:rPr>
-              <w:t>Дуняшев</w:t>
-            </w:r>
-            <w:r>
-              <w:rPr>
-                <w:rFonts w:ascii="Times New Roman" w:hAnsi="Times New Roman" w:cs="Times New Roman"/>
-                <w:sz w:val="24"/>
-                <w:szCs w:val="24"/>
-              </w:rPr>
-              <w:t xml:space="preserve"> Илья</w:t>
+              <w:t>Дуняшев Илья</w:t>
             </w:r>
           </w:p>
         </w:tc>
@@ -736,6 +728,7 @@
         <w:rPr>
           <w:rFonts w:ascii="Times New Roman" w:hAnsi="Times New Roman" w:cs="Times New Roman"/>
           <w:b/>
+          <w:noProof/>
           <w:sz w:val="24"/>
         </w:rPr>
         <w:drawing>
@@ -1209,7 +1202,6 @@
         <w:rPr>
           <w:rFonts w:ascii="Times New Roman" w:hAnsi="Times New Roman"/>
           <w:sz w:val="24"/>
-          <w:lang w:val="en-US"/>
         </w:rPr>
         <w:t>3</w:t>
       </w:r>
@@ -1224,7 +1216,6 @@
         <w:rPr>
           <w:rFonts w:ascii="Times New Roman" w:hAnsi="Times New Roman"/>
           <w:sz w:val="24"/>
-          <w:lang w:val="en-US"/>
         </w:rPr>
         <w:t>7</w:t>
       </w:r>
@@ -1335,7 +1326,6 @@
         <w:rPr>
           <w:rFonts w:ascii="Times New Roman" w:hAnsi="Times New Roman"/>
           <w:sz w:val="24"/>
-          <w:lang w:val="en-US"/>
         </w:rPr>
         <w:t>7</w:t>
       </w:r>
@@ -1350,7 +1340,6 @@
         <w:rPr>
           <w:rFonts w:ascii="Times New Roman" w:hAnsi="Times New Roman"/>
           <w:sz w:val="24"/>
-          <w:lang w:val="en-US"/>
         </w:rPr>
         <w:t xml:space="preserve">4 </w:t>
       </w:r>
@@ -1375,7 +1364,6 @@
         <w:rPr>
           <w:rFonts w:ascii="Times New Roman" w:hAnsi="Times New Roman"/>
           <w:sz w:val="24"/>
-          <w:lang w:val="en-US"/>
         </w:rPr>
       </w:pPr>
       <w:r>
@@ -1427,7 +1415,6 @@
         <w:rPr>
           <w:rFonts w:ascii="Times New Roman" w:hAnsi="Times New Roman"/>
           <w:sz w:val="24"/>
-          <w:lang w:val="en-US"/>
         </w:rPr>
       </w:pPr>
     </w:p>
@@ -1444,7 +1431,6 @@
         <w:rPr>
           <w:rFonts w:ascii="Times New Roman" w:hAnsi="Times New Roman"/>
           <w:sz w:val="24"/>
-          <w:lang w:val="en-US"/>
         </w:rPr>
       </w:pPr>
     </w:p>
@@ -1512,10 +1498,10 @@
           <w:sz w:val="24"/>
         </w:rPr>
         <w:drawing>
-          <wp:inline distT="0" distB="0" distL="0" distR="0" wp14:anchorId="3F3F4079" wp14:editId="1906CEC0">
-            <wp:extent cx="2305050" cy="9515475"/>
-            <wp:effectExtent l="0" t="0" r="0" b="9525"/>
-            <wp:docPr id="1452032203" name="Рисунок 2"/>
+          <wp:inline distT="0" distB="0" distL="0" distR="0" wp14:anchorId="5B11670D" wp14:editId="70737583">
+            <wp:extent cx="6010275" cy="9401175"/>
+            <wp:effectExtent l="0" t="0" r="9525" b="9525"/>
+            <wp:docPr id="289235792" name="Рисунок 1"/>
             <wp:cNvGraphicFramePr>
               <a:graphicFrameLocks xmlns:a="http://schemas.openxmlformats.org/drawingml/2006/main" noChangeAspect="1"/>
             </wp:cNvGraphicFramePr>
@@ -1523,7 +1509,7 @@
               <a:graphicData uri="http://schemas.openxmlformats.org/drawingml/2006/picture">
                 <pic:pic xmlns:pic="http://schemas.openxmlformats.org/drawingml/2006/picture">
                   <pic:nvPicPr>
-                    <pic:cNvPr id="0" name="Picture 2"/>
+                    <pic:cNvPr id="0" name="Picture 1"/>
                     <pic:cNvPicPr>
                       <a:picLocks noChangeAspect="1" noChangeArrowheads="1"/>
                     </pic:cNvPicPr>
@@ -1544,7 +1530,7 @@
                   <pic:spPr bwMode="auto">
                     <a:xfrm>
                       <a:off x="0" y="0"/>
-                      <a:ext cx="2305050" cy="9515475"/>
+                      <a:ext cx="6010275" cy="9401175"/>
                     </a:xfrm>
                     <a:prstGeom prst="rect">
                       <a:avLst/>
@@ -1689,6 +1675,7 @@
       <w:r>
         <w:rPr>
           <w:rFonts w:ascii="Times New Roman" w:hAnsi="Times New Roman"/>
+          <w:noProof/>
           <w:sz w:val="24"/>
         </w:rPr>
         <w:drawing>
@@ -2263,6 +2250,7 @@
   <w:style w:type="character" w:default="1" w:styleId="a0">
     <w:name w:val="Default Paragraph Font"/>
     <w:uiPriority w:val="1"/>
+    <w:semiHidden/>
     <w:unhideWhenUsed/>
   </w:style>
   <w:style w:type="table" w:default="1" w:styleId="a1">

--- a/Labs/Laba_1/Laba_1.docx
+++ b/Labs/Laba_1/Laba_1.docx
@@ -1498,10 +1498,10 @@
           <w:sz w:val="24"/>
         </w:rPr>
         <w:drawing>
-          <wp:inline distT="0" distB="0" distL="0" distR="0" wp14:anchorId="5B11670D" wp14:editId="70737583">
-            <wp:extent cx="6010275" cy="9401175"/>
-            <wp:effectExtent l="0" t="0" r="9525" b="9525"/>
-            <wp:docPr id="289235792" name="Рисунок 1"/>
+          <wp:inline distT="0" distB="0" distL="0" distR="0" wp14:anchorId="56CD9BD2" wp14:editId="17EFD271">
+            <wp:extent cx="6010275" cy="9505950"/>
+            <wp:effectExtent l="0" t="0" r="0" b="0"/>
+            <wp:docPr id="1235468857" name="Рисунок 1"/>
             <wp:cNvGraphicFramePr>
               <a:graphicFrameLocks xmlns:a="http://schemas.openxmlformats.org/drawingml/2006/main" noChangeAspect="1"/>
             </wp:cNvGraphicFramePr>
@@ -1530,7 +1530,7 @@
                   <pic:spPr bwMode="auto">
                     <a:xfrm>
                       <a:off x="0" y="0"/>
-                      <a:ext cx="6010275" cy="9401175"/>
+                      <a:ext cx="6010275" cy="9505950"/>
                     </a:xfrm>
                     <a:prstGeom prst="rect">
                       <a:avLst/>
